--- a/file1.docx
+++ b/file1.docx
@@ -13,6 +13,25 @@
           <w:lang w:val="en-US"/>
         </w:rPr>
         <w:t>This is a new word file</w:t>
+      </w:r>
+      <w:r>
+        <w:rPr>
+          <w:lang w:val="en-US"/>
+        </w:rPr>
+        <w:t>.</w:t>
+      </w:r>
+    </w:p>
+    <w:p>
+      <w:pPr>
+        <w:rPr>
+          <w:lang w:val="en-US"/>
+        </w:rPr>
+      </w:pPr>
+      <w:r>
+        <w:rPr>
+          <w:lang w:val="en-US"/>
+        </w:rPr>
+        <w:t>Well, I met someone today and we spoke a lot about AI Engineering because we can.</w:t>
       </w:r>
     </w:p>
     <w:sectPr>
